--- a/如何安装.docx
+++ b/如何安装.docx
@@ -29,17 +29,6 @@
     </w:p>
     <w:p>
       <w:pPr>
-        <w:spacing w:after="160"/>
-      </w:pPr>
-      <w:r>
-        <w:rPr>
-          <w:rFonts w:ascii="Microsoft YaHei" w:eastAsia="Microsoft YaHei" w:hAnsi="Microsoft YaHei"/>
-        </w:rPr>
-        <w:t xml:space="preserve">安装包没有经过 Apple 公证。我没有购买 Apple 开发者账号，个人账号每年 99 美元，所以系统会拦住第一次打开。这不是病毒。MacPower 是开源软件，代码都在仓库里，如果里面有病毒，看源码就能看出来。</w:t>
-      </w:r>
-    </w:p>
-    <w:p>
-      <w:pPr>
         <w:pStyle w:val="Heading2"/>
         <w:spacing w:after="120" w:before="280"/>
       </w:pPr>
@@ -49,17 +38,12 @@
           <w:b/>
           <w:bCs/>
         </w:rPr>
-        <w:t xml:space="preserve">磁盘镜像</w:t>
-      </w:r>
-    </w:p>
-    <w:p>
-      <w:pPr>
-        <w:pStyle w:val="ListParagraph"/>
-        <w:numPr>
-          <w:ilvl w:val="0"/>
-          <w:numId w:val="2"/>
-        </w:numPr>
-        <w:spacing w:after="80"/>
+        <w:t xml:space="preserve">第一步：下载并安装</w:t>
+      </w:r>
+    </w:p>
+    <w:p>
+      <w:pPr>
+        <w:spacing w:after="160"/>
       </w:pPr>
       <w:r>
         <w:rPr>
@@ -70,12 +54,66 @@
     </w:p>
     <w:p>
       <w:pPr>
-        <w:pStyle w:val="ListParagraph"/>
-        <w:numPr>
-          <w:ilvl w:val="0"/>
-          <w:numId w:val="2"/>
-        </w:numPr>
-        <w:spacing w:after="80"/>
+        <w:spacing w:after="160"/>
+      </w:pPr>
+      <w:r>
+        <w:rPr>
+          <w:rFonts w:ascii="Microsoft YaHei" w:eastAsia="Microsoft YaHei" w:hAnsi="Microsoft YaHei"/>
+        </w:rPr>
+        <w:t xml:space="preserve">也可以不下载磁盘镜像，在终端执行：</w:t>
+      </w:r>
+    </w:p>
+    <w:p>
+      <w:pPr>
+        <w:shd w:fill="F5F5F7" w:val="clear"/>
+        <w:spacing w:after="160" w:before="80"/>
+      </w:pPr>
+      <w:r>
+        <w:rPr>
+          <w:rFonts w:ascii="Menlo" w:eastAsia="Menlo" w:hAnsi="Menlo"/>
+        </w:rPr>
+        <w:t xml:space="preserve">brew install --cask --no-quarantine ryanstarfox/tap/macpower</w:t>
+      </w:r>
+    </w:p>
+    <w:p>
+      <w:pPr>
+        <w:spacing w:after="160"/>
+      </w:pPr>
+      <w:r>
+        <w:rPr>
+          <w:rFonts w:ascii="Microsoft YaHei" w:eastAsia="Microsoft YaHei" w:hAnsi="Microsoft YaHei"/>
+        </w:rPr>
+        <w:t xml:space="preserve">--no-quarantine 是必须的。官方 homebrew/cask 不接收这类安装包，这里用的是个人 tap。用这条命令安装时，第二步的拦截通常不会出现，第三步仍然要做。</w:t>
+      </w:r>
+    </w:p>
+    <w:p>
+      <w:pPr>
+        <w:pStyle w:val="Heading2"/>
+        <w:spacing w:after="120" w:before="280"/>
+      </w:pPr>
+      <w:r>
+        <w:rPr>
+          <w:rFonts w:ascii="Microsoft YaHei" w:eastAsia="Microsoft YaHei" w:hAnsi="Microsoft YaHei"/>
+          <w:b/>
+          <w:bCs/>
+        </w:rPr>
+        <w:t xml:space="preserve">第二步：处理被系统拦住</w:t>
+      </w:r>
+    </w:p>
+    <w:p>
+      <w:pPr>
+        <w:spacing w:after="160"/>
+      </w:pPr>
+      <w:r>
+        <w:rPr>
+          <w:rFonts w:ascii="Microsoft YaHei" w:eastAsia="Microsoft YaHei" w:hAnsi="Microsoft YaHei"/>
+        </w:rPr>
+        <w:t xml:space="preserve">安装包没有经过 Apple 公证。我没有购买 Apple 开发者账号，个人账号每年 99 美元，所以系统会拦住第一次打开。这不是病毒。MacPower 是开源软件，代码都在仓库里，如果里面有病毒，看源码就能看出来。</w:t>
+      </w:r>
+    </w:p>
+    <w:p>
+      <w:pPr>
+        <w:spacing w:after="160"/>
       </w:pPr>
       <w:r>
         <w:rPr>
@@ -131,34 +169,13 @@
     </w:p>
     <w:p>
       <w:pPr>
-        <w:pStyle w:val="ListParagraph"/>
-        <w:numPr>
-          <w:ilvl w:val="0"/>
-          <w:numId w:val="2"/>
-        </w:numPr>
-        <w:spacing w:after="80"/>
+        <w:spacing w:after="160"/>
       </w:pPr>
       <w:r>
         <w:rPr>
           <w:rFonts w:ascii="Microsoft YaHei" w:eastAsia="Microsoft YaHei" w:hAnsi="Microsoft YaHei"/>
         </w:rPr>
         <w:t xml:space="preserve">接着用方法一允许打开。方法一不行，再用方法二。</w:t>
-      </w:r>
-    </w:p>
-    <w:p>
-      <w:pPr>
-        <w:pStyle w:val="ListParagraph"/>
-        <w:numPr>
-          <w:ilvl w:val="0"/>
-          <w:numId w:val="2"/>
-        </w:numPr>
-        <w:spacing w:after="80"/>
-      </w:pPr>
-      <w:r>
-        <w:rPr>
-          <w:rFonts w:ascii="Microsoft YaHei" w:eastAsia="Microsoft YaHei" w:hAnsi="Microsoft YaHei"/>
-        </w:rPr>
-        <w:t xml:space="preserve">打开「系统设置 → 菜单栏」，允许 MacPower 在菜单栏中显示，然后从「应用程序」启动。</w:t>
       </w:r>
     </w:p>
     <w:p>
@@ -279,7 +296,7 @@
           <w:b/>
           <w:bCs/>
         </w:rPr>
-        <w:t xml:space="preserve">Homebrew</w:t>
+        <w:t xml:space="preserve">第三步：在菜单栏里显示</w:t>
       </w:r>
     </w:p>
     <w:p>
@@ -290,30 +307,39 @@
         <w:rPr>
           <w:rFonts w:ascii="Microsoft YaHei" w:eastAsia="Microsoft YaHei" w:hAnsi="Microsoft YaHei"/>
         </w:rPr>
-        <w:t xml:space="preserve">也可以不下载磁盘镜像，在终端执行：</w:t>
-      </w:r>
-    </w:p>
-    <w:p>
-      <w:pPr>
-        <w:shd w:fill="F5F5F7" w:val="clear"/>
-        <w:spacing w:after="160" w:before="80"/>
-      </w:pPr>
-      <w:r>
-        <w:rPr>
-          <w:rFonts w:ascii="Menlo" w:eastAsia="Menlo" w:hAnsi="Menlo"/>
-        </w:rPr>
-        <w:t xml:space="preserve">brew install --cask --no-quarantine ryanstarfox/tap/macpower</w:t>
-      </w:r>
-    </w:p>
-    <w:p>
-      <w:pPr>
-        <w:spacing w:after="160"/>
-      </w:pPr>
-      <w:r>
-        <w:rPr>
-          <w:rFonts w:ascii="Microsoft YaHei" w:eastAsia="Microsoft YaHei" w:hAnsi="Microsoft YaHei"/>
-        </w:rPr>
-        <w:t xml:space="preserve">--no-quarantine 是必须的。官方 homebrew/cask 不接收这类安装包，这里用的是个人 tap。</w:t>
+        <w:t xml:space="preserve">打开「系统设置 → 菜单栏」。</w:t>
+      </w:r>
+    </w:p>
+    <w:p>
+      <w:pPr>
+        <w:pStyle w:val="ListParagraph"/>
+        <w:numPr>
+          <w:ilvl w:val="0"/>
+          <w:numId w:val="2"/>
+        </w:numPr>
+        <w:spacing w:after="80"/>
+      </w:pPr>
+      <w:r>
+        <w:rPr>
+          <w:rFonts w:ascii="Microsoft YaHei" w:eastAsia="Microsoft YaHei" w:hAnsi="Microsoft YaHei"/>
+        </w:rPr>
+        <w:t xml:space="preserve">允许 MacPower 在菜单栏中显示，然后从「应用程序」启动。</w:t>
+      </w:r>
+    </w:p>
+    <w:p>
+      <w:pPr>
+        <w:pStyle w:val="ListParagraph"/>
+        <w:numPr>
+          <w:ilvl w:val="0"/>
+          <w:numId w:val="2"/>
+        </w:numPr>
+        <w:spacing w:after="80"/>
+      </w:pPr>
+      <w:r>
+        <w:rPr>
+          <w:rFonts w:ascii="Microsoft YaHei" w:eastAsia="Microsoft YaHei" w:hAnsi="Microsoft YaHei"/>
+        </w:rPr>
+        <w:t xml:space="preserve">建议关掉系统自带的「电池」。菜单栏只留 MacPower，避免两个电池图标叠在一起。这一项可以不关。</w:t>
       </w:r>
     </w:p>
     <w:sectPr>
@@ -490,8 +516,8 @@
     <w:multiLevelType w:val="hybridMultilevel"/>
     <w:lvl w:ilvl="0" w:tentative="1">
       <w:start w:val="1"/>
-      <w:numFmt w:val="decimal"/>
-      <w:lvlText w:val="%1."/>
+      <w:numFmt w:val="bullet"/>
+      <w:lvlText w:val="•"/>
       <w:lvlJc w:val="left"/>
       <w:pPr>
         <w:ind w:left="720" w:hanging="360"/>
